--- a/hardware/robot-design/round-yaw-v2/revision-20261011-nomi-layoutA/print-split-v6/EffMeet2-重打件检验单-P03P05P06P15P17P18TP26P28P29-20261019.docx
+++ b/hardware/robot-design/round-yaw-v2/revision-20261011-nomi-layoutA/print-split-v6/EffMeet2-重打件检验单-P03P05P06P15P17P18TP26P28P29-20261019.docx
@@ -673,46 +673,46 @@
               <w:rPr>
                 <w:sz w:val="18"/>
               </w:rPr>
-              <w:t>隐私滑片</w:t>
-            </w:r>
-          </w:p>
-        </w:tc>
-        <w:tc>
-          <w:tcPr>
-            <w:tcW w:type="dxa" w:w="1728"/>
-          </w:tcPr>
-          <w:p>
-            <w:r>
-              <w:rPr>
-                <w:sz w:val="18"/>
-              </w:rPr>
-              <w:t>首层仅 5.76mm²，打不成/翘</w:t>
-            </w:r>
-          </w:p>
-        </w:tc>
-        <w:tc>
-          <w:tcPr>
-            <w:tcW w:type="dxa" w:w="1728"/>
-          </w:tcPr>
-          <w:p>
-            <w:r>
-              <w:rPr>
-                <w:sz w:val="18"/>
-              </w:rPr>
-              <w:t>单盘 10mm brim、无支撑、黑 0.12</w:t>
-            </w:r>
-          </w:p>
-        </w:tc>
-        <w:tc>
-          <w:tcPr>
-            <w:tcW w:type="dxa" w:w="1728"/>
-          </w:tcPr>
-          <w:p>
-            <w:r>
-              <w:rPr>
-                <w:sz w:val="18"/>
-              </w:rPr>
-              <w:t>TMP-FIX-P28_BLACK_012</w:t>
+              <w:t>隐私滑片+P27 导轨</w:t>
+            </w:r>
+          </w:p>
+        </w:tc>
+        <w:tc>
+          <w:tcPr>
+            <w:tcW w:type="dxa" w:w="1728"/>
+          </w:tcPr>
+          <w:p>
+            <w:r>
+              <w:rPr>
+                <w:sz w:val="18"/>
+              </w:rPr>
+              <w:t>滑片卡不牢会掉（挡墙 0.2 打不出）</w:t>
+            </w:r>
+          </w:p>
+        </w:tc>
+        <w:tc>
+          <w:tcPr>
+            <w:tcW w:type="dxa" w:w="1728"/>
+          </w:tcPr>
+          <w:p>
+            <w:r>
+              <w:rPr>
+                <w:sz w:val="18"/>
+              </w:rPr>
+              <w:t>P27P28：挡墙 0.8＋槽 1.2＋拨片加长</w:t>
+            </w:r>
+          </w:p>
+        </w:tc>
+        <w:tc>
+          <w:tcPr>
+            <w:tcW w:type="dxa" w:w="1728"/>
+          </w:tcPr>
+          <w:p>
+            <w:r>
+              <w:rPr>
+                <w:sz w:val="18"/>
+              </w:rPr>
+              <w:t>TMP-FIX-P27P28_BLACK_016</w:t>
             </w:r>
           </w:p>
         </w:tc>
@@ -5624,7 +5624,7 @@
           <w:color w:val="2F5266"/>
           <w:sz w:val="24"/>
         </w:rPr>
-        <w:t>P28　隐私滑片（开位 x=11+）</w:t>
+        <w:t>P28　隐私滑片（开位 x=11+，随 P27 导轨返修）</w:t>
       </w:r>
     </w:p>
     <w:p>
@@ -5636,7 +5636,7 @@
           <w:b w:val="0"/>
           <w:sz w:val="18"/>
         </w:rPr>
-        <w:t>来源：TMP-FIX-P28_BLACK_012（黑 0.12 单独盘，10mm brim、无支撑）</w:t>
+        <w:t>来源：TMP-FIX-P27P28_BLACK_016（黑 0.16 合盘：P27 导轨+P28 滑片；10mm brim、无支撑）</w:t>
       </w:r>
     </w:p>
     <w:p>
@@ -5648,7 +5648,7 @@
           <w:b w:val="0"/>
           <w:sz w:val="18"/>
         </w:rPr>
-        <w:t>本次问题：上一轮：薄片首层仅 5.76mm²，粘不住/打不成型；端部易留瘤。</w:t>
+        <w:t>本次问题：上一轮滑片会掉：P27 导轨前挡墙只有 0.2mm 打不出来，滑片前向无限位；滑片在 1.4 深敞口里 Y 向窜 0.6。</w:t>
       </w:r>
     </w:p>
     <w:p>
@@ -5660,7 +5660,7 @@
           <w:b w:val="0"/>
           <w:sz w:val="18"/>
         </w:rPr>
-        <w:t>修复/重打：单独盘重打：10mm brim（硬门槛）、支撑关、首层 20mm/s。</w:t>
+        <w:t>修复/重打：挡墙 0.8（导轨 1.6→2.0）；滑槽 1.2 深（0.2/边）；拨片 1.6→2.2 穿出挡墙 1.0。</w:t>
       </w:r>
     </w:p>
     <w:tbl>
@@ -5776,20 +5776,20 @@
               <w:rPr>
                 <w:sz w:val="18"/>
               </w:rPr>
-              <w:t>薄片平整</w:t>
-            </w:r>
-          </w:p>
-        </w:tc>
-        <w:tc>
-          <w:tcPr>
-            <w:tcW w:type="dxa" w:w="1728"/>
-          </w:tcPr>
-          <w:p>
-            <w:r>
-              <w:rPr>
-                <w:sz w:val="18"/>
-              </w:rPr>
-              <w:t>10×8×2.2 无翘曲、无分层；2.2 厚处无缺层</w:t>
+              <w:t>挡墙完整</w:t>
+            </w:r>
+          </w:p>
+        </w:tc>
+        <w:tc>
+          <w:tcPr>
+            <w:tcW w:type="dxa" w:w="1728"/>
+          </w:tcPr>
+          <w:p>
+            <w:r>
+              <w:rPr>
+                <w:sz w:val="18"/>
+              </w:rPr>
+              <w:t>P27 前挡墙 0.8mm 连续不是膜；拨槽窗 14×3.2 干净无瘤</w:t>
             </w:r>
           </w:p>
         </w:tc>
@@ -5843,20 +5843,20 @@
               <w:rPr>
                 <w:sz w:val="18"/>
               </w:rPr>
-              <w:t>端部无瘤</w:t>
-            </w:r>
-          </w:p>
-        </w:tc>
-        <w:tc>
-          <w:tcPr>
-            <w:tcW w:type="dxa" w:w="1728"/>
-          </w:tcPr>
-          <w:p>
-            <w:r>
-              <w:rPr>
-                <w:sz w:val="18"/>
-              </w:rPr>
-              <w:t>首层瘤/brim 残边用刀或砂纸修平，不刮 P27 槽</w:t>
+              <w:t>薄片平整</w:t>
+            </w:r>
+          </w:p>
+        </w:tc>
+        <w:tc>
+          <w:tcPr>
+            <w:tcW w:type="dxa" w:w="1728"/>
+          </w:tcPr>
+          <w:p>
+            <w:r>
+              <w:rPr>
+                <w:sz w:val="18"/>
+              </w:rPr>
+              <w:t>10×8×2.8 无翘曲、无分层；端部瘤/brim 残边修平，不刮 P27 槽</w:t>
             </w:r>
           </w:p>
         </w:tc>
@@ -5923,7 +5923,7 @@
               <w:rPr>
                 <w:sz w:val="18"/>
               </w:rPr>
-              <w:t>10.0×8.0×2.2±0.15</w:t>
+              <w:t>滑片 10.0×8.0×2.8±0.15；导轨 42×12×2.0±0.15</w:t>
             </w:r>
           </w:p>
         </w:tc>
@@ -5964,33 +5964,33 @@
               <w:rPr>
                 <w:sz w:val="18"/>
               </w:rPr>
-              <w:t>配合</w:t>
-            </w:r>
-          </w:p>
-        </w:tc>
-        <w:tc>
-          <w:tcPr>
-            <w:tcW w:type="dxa" w:w="1728"/>
-          </w:tcPr>
-          <w:p>
-            <w:r>
-              <w:rPr>
-                <w:sz w:val="18"/>
-              </w:rPr>
-              <w:t>滑槽试装</w:t>
-            </w:r>
-          </w:p>
-        </w:tc>
-        <w:tc>
-          <w:tcPr>
-            <w:tcW w:type="dxa" w:w="1728"/>
-          </w:tcPr>
-          <w:p>
-            <w:r>
-              <w:rPr>
-                <w:sz w:val="18"/>
-              </w:rPr>
-              <w:t>能进 P27 的 28×8.4 槽，手推滑动顺畅不卡、不掉出</w:t>
+              <w:t>尺寸</w:t>
+            </w:r>
+          </w:p>
+        </w:tc>
+        <w:tc>
+          <w:tcPr>
+            <w:tcW w:type="dxa" w:w="1728"/>
+          </w:tcPr>
+          <w:p>
+            <w:r>
+              <w:rPr>
+                <w:sz w:val="18"/>
+              </w:rPr>
+              <w:t>滑槽</w:t>
+            </w:r>
+          </w:p>
+        </w:tc>
+        <w:tc>
+          <w:tcPr>
+            <w:tcW w:type="dxa" w:w="1728"/>
+          </w:tcPr>
+          <w:p>
+            <w:r>
+              <w:rPr>
+                <w:sz w:val="18"/>
+              </w:rPr>
+              <w:t>P27 槽深 1.2、槽宽（Z）8.4±0.1</w:t>
             </w:r>
           </w:p>
         </w:tc>
@@ -6044,6 +6044,140 @@
               <w:rPr>
                 <w:sz w:val="18"/>
               </w:rPr>
+              <w:t>滑槽试装</w:t>
+            </w:r>
+          </w:p>
+        </w:tc>
+        <w:tc>
+          <w:tcPr>
+            <w:tcW w:type="dxa" w:w="1728"/>
+          </w:tcPr>
+          <w:p>
+            <w:r>
+              <w:rPr>
+                <w:sz w:val="18"/>
+              </w:rPr>
+              <w:t>滑片进槽手推滑动顺畅不卡；关 0 ↔ 开 11 全程不脱轨</w:t>
+            </w:r>
+          </w:p>
+        </w:tc>
+        <w:tc>
+          <w:tcPr>
+            <w:tcW w:type="dxa" w:w="1728"/>
+          </w:tcPr>
+          <w:p>
+            <w:r>
+              <w:rPr>
+                <w:sz w:val="18"/>
+              </w:rPr>
+              <w:t>________</w:t>
+            </w:r>
+          </w:p>
+        </w:tc>
+        <w:tc>
+          <w:tcPr>
+            <w:tcW w:type="dxa" w:w="1728"/>
+          </w:tcPr>
+          <w:p>
+            <w:r>
+              <w:rPr>
+                <w:sz w:val="18"/>
+              </w:rPr>
+              <w:t>□合格 □让步 □返修 □不合格</w:t>
+            </w:r>
+          </w:p>
+        </w:tc>
+      </w:tr>
+      <w:tr>
+        <w:tc>
+          <w:tcPr>
+            <w:tcW w:type="dxa" w:w="1728"/>
+          </w:tcPr>
+          <w:p>
+            <w:r>
+              <w:rPr>
+                <w:sz w:val="18"/>
+              </w:rPr>
+              <w:t>配合</w:t>
+            </w:r>
+          </w:p>
+        </w:tc>
+        <w:tc>
+          <w:tcPr>
+            <w:tcW w:type="dxa" w:w="1728"/>
+          </w:tcPr>
+          <w:p>
+            <w:r>
+              <w:rPr>
+                <w:sz w:val="18"/>
+              </w:rPr>
+              <w:t>限位（重点）</w:t>
+            </w:r>
+          </w:p>
+        </w:tc>
+        <w:tc>
+          <w:tcPr>
+            <w:tcW w:type="dxa" w:w="1728"/>
+          </w:tcPr>
+          <w:p>
+            <w:r>
+              <w:rPr>
+                <w:sz w:val="18"/>
+              </w:rPr>
+              <w:t>滑片前后都拉不出来：前有 0.8 挡墙、装到面板后面被面板封住；甩不掉</w:t>
+            </w:r>
+          </w:p>
+        </w:tc>
+        <w:tc>
+          <w:tcPr>
+            <w:tcW w:type="dxa" w:w="1728"/>
+          </w:tcPr>
+          <w:p>
+            <w:r>
+              <w:rPr>
+                <w:sz w:val="18"/>
+              </w:rPr>
+              <w:t>________</w:t>
+            </w:r>
+          </w:p>
+        </w:tc>
+        <w:tc>
+          <w:tcPr>
+            <w:tcW w:type="dxa" w:w="1728"/>
+          </w:tcPr>
+          <w:p>
+            <w:r>
+              <w:rPr>
+                <w:sz w:val="18"/>
+              </w:rPr>
+              <w:t>□合格 □让步 □返修 □不合格</w:t>
+            </w:r>
+          </w:p>
+        </w:tc>
+      </w:tr>
+      <w:tr>
+        <w:tc>
+          <w:tcPr>
+            <w:tcW w:type="dxa" w:w="1728"/>
+          </w:tcPr>
+          <w:p>
+            <w:r>
+              <w:rPr>
+                <w:sz w:val="18"/>
+              </w:rPr>
+              <w:t>配合</w:t>
+            </w:r>
+          </w:p>
+        </w:tc>
+        <w:tc>
+          <w:tcPr>
+            <w:tcW w:type="dxa" w:w="1728"/>
+          </w:tcPr>
+          <w:p>
+            <w:r>
+              <w:rPr>
+                <w:sz w:val="18"/>
+              </w:rPr>
               <w:t>隐私功能</w:t>
             </w:r>
           </w:p>
@@ -6058,6 +6192,73 @@
                 <w:sz w:val="18"/>
               </w:rPr>
               <w:t>关闭位盖住摄像头孔；拨到开位（x=11+）不挡镜头视野</w:t>
+            </w:r>
+          </w:p>
+        </w:tc>
+        <w:tc>
+          <w:tcPr>
+            <w:tcW w:type="dxa" w:w="1728"/>
+          </w:tcPr>
+          <w:p>
+            <w:r>
+              <w:rPr>
+                <w:sz w:val="18"/>
+              </w:rPr>
+              <w:t>________</w:t>
+            </w:r>
+          </w:p>
+        </w:tc>
+        <w:tc>
+          <w:tcPr>
+            <w:tcW w:type="dxa" w:w="1728"/>
+          </w:tcPr>
+          <w:p>
+            <w:r>
+              <w:rPr>
+                <w:sz w:val="18"/>
+              </w:rPr>
+              <w:t>□合格 □让步 □返修 □不合格</w:t>
+            </w:r>
+          </w:p>
+        </w:tc>
+      </w:tr>
+      <w:tr>
+        <w:tc>
+          <w:tcPr>
+            <w:tcW w:type="dxa" w:w="1728"/>
+          </w:tcPr>
+          <w:p>
+            <w:r>
+              <w:rPr>
+                <w:sz w:val="18"/>
+              </w:rPr>
+              <w:t>配合</w:t>
+            </w:r>
+          </w:p>
+        </w:tc>
+        <w:tc>
+          <w:tcPr>
+            <w:tcW w:type="dxa" w:w="1728"/>
+          </w:tcPr>
+          <w:p>
+            <w:r>
+              <w:rPr>
+                <w:sz w:val="18"/>
+              </w:rPr>
+              <w:t>挂孔</w:t>
+            </w:r>
+          </w:p>
+        </w:tc>
+        <w:tc>
+          <w:tcPr>
+            <w:tcW w:type="dxa" w:w="1728"/>
+          </w:tcPr>
+          <w:p>
+            <w:r>
+              <w:rPr>
+                <w:sz w:val="18"/>
+              </w:rPr>
+              <w:t>P27 2×M2 挂孔对 FACE_PRIV_BOSS（x=−10/26）</w:t>
             </w:r>
           </w:p>
         </w:tc>
